--- a/DOCS_DA_CONVERTIRE/stabile-legno-vandini_it.docx
+++ b/DOCS_DA_CONVERTIRE/stabile-legno-vandini_it.docx
@@ -114,85 +114,6 @@
     </w:p>
     <w:p/>
     <w:p>
-      <w:r>
-        <w:t>{</w:t>
-      </w:r>
-      <w:r>
-        <w:rPr>
-          <w:i/>
-          <w:iCs/>
-        </w:rPr>
-        <w:t>I</w:t>
-      </w:r>
-      <w:r>
-        <w:rPr>
-          <w:i/>
-          <w:iCs/>
-        </w:rPr>
-        <w:t xml:space="preserve">nserire la </w:t>
-      </w:r>
-      <w:r>
-        <w:rPr>
-          <w:i/>
-          <w:iCs/>
-        </w:rPr>
-        <w:t>seconda</w:t>
-      </w:r>
-      <w:r>
-        <w:rPr>
-          <w:i/>
-          <w:iCs/>
-        </w:rPr>
-        <w:t xml:space="preserve"> immagine in formato jpg</w:t>
-      </w:r>
-      <w:r>
-        <w:rPr>
-          <w:i/>
-          <w:iCs/>
-        </w:rPr>
-        <w:t xml:space="preserve"> al posto della immagine template.</w:t>
-      </w:r>
-      <w:r>
-        <w:rPr>
-          <w:i/>
-          <w:iCs/>
-        </w:rPr>
-        <w:br/>
-        <w:t xml:space="preserve">fate attenzione a non cancellare la riga di SPLIT, e riportare il nome dell’immagine fra il carattere “:” ed il carattere “]”. Questo nome della immagine non necessariamente deve essere quello dell’immagine che avete inserito. Il nome che riportate non deve contenere spazi o caratteri speciali. Usate il carattere sottolineato “_” per spaziare le parole. Quando completata l’operazione cancellate queste frasi </w:t>
-      </w:r>
-      <w:r>
-        <w:rPr>
-          <w:i/>
-          <w:iCs/>
-        </w:rPr>
-        <w:t>delimitat</w:t>
-      </w:r>
-      <w:r>
-        <w:rPr>
-          <w:i/>
-          <w:iCs/>
-        </w:rPr>
-        <w:t>e</w:t>
-      </w:r>
-      <w:r>
-        <w:rPr>
-          <w:i/>
-          <w:iCs/>
-        </w:rPr>
-        <w:t xml:space="preserve"> dalle parentesi graffe</w:t>
-      </w:r>
-      <w:r>
-        <w:rPr>
-          <w:i/>
-          <w:iCs/>
-        </w:rPr>
-        <w:t>, compreso le parentesi graffe</w:t>
-      </w:r>
-      <w:r>
-        <w:t>}</w:t>
-      </w:r>
-    </w:p>
-    <w:p>
       <w:pPr>
         <w:jc w:val="center"/>
         <w:rPr>
@@ -204,7 +125,6 @@
         <w:rPr>
           <w:noProof/>
         </w:rPr>
-        <w:lastRenderedPageBreak/>
         <w:drawing>
           <wp:inline distT="0" distB="0" distL="0" distR="0" wp14:anchorId="4A0F86BD" wp14:editId="4360B0C4">
             <wp:extent cx="6120130" cy="3903980"/>
@@ -290,6 +210,7 @@
     </w:p>
     <w:p>
       <w:r>
+        <w:lastRenderedPageBreak/>
         <w:t xml:space="preserve">Nonostante l'aspetto solido e perfettamente integrato, la scelta del legno ha permesso una costruzione rapida e un impatto ambientale ridotto al minimo. È un edificio che "respira", capace di mantenere una temperatura ideale in ogni stagione senza sprechi energetici, dimostrando che </w:t>
       </w:r>
       <w:r>
@@ -302,6 +223,763 @@
         <w:t xml:space="preserve"> nel centro storico si può costruire guardando al futuro del pianeta.</w:t>
       </w:r>
     </w:p>
+    <w:p>
+      <w:r>
+        <w:t xml:space="preserve">La tecnologia </w:t>
+      </w:r>
+      <w:r>
+        <w:rPr>
+          <w:b/>
+          <w:bCs/>
+        </w:rPr>
+        <w:t>X-</w:t>
+      </w:r>
+      <w:proofErr w:type="spellStart"/>
+      <w:r>
+        <w:rPr>
+          <w:b/>
+          <w:bCs/>
+        </w:rPr>
+        <w:t>Lam</w:t>
+      </w:r>
+      <w:proofErr w:type="spellEnd"/>
+      <w:r>
+        <w:t xml:space="preserve"> (nota anche come </w:t>
+      </w:r>
+      <w:r>
+        <w:rPr>
+          <w:b/>
+          <w:bCs/>
+        </w:rPr>
+        <w:t>CLT</w:t>
+      </w:r>
+      <w:r>
+        <w:t xml:space="preserve">, dall'inglese </w:t>
+      </w:r>
+      <w:r>
+        <w:rPr>
+          <w:i/>
+          <w:iCs/>
+        </w:rPr>
+        <w:t xml:space="preserve">Cross </w:t>
+      </w:r>
+      <w:proofErr w:type="spellStart"/>
+      <w:r>
+        <w:rPr>
+          <w:i/>
+          <w:iCs/>
+        </w:rPr>
+        <w:t>Laminated</w:t>
+      </w:r>
+      <w:proofErr w:type="spellEnd"/>
+      <w:r>
+        <w:rPr>
+          <w:i/>
+          <w:iCs/>
+        </w:rPr>
+        <w:t xml:space="preserve"> Timber</w:t>
+      </w:r>
+      <w:r>
+        <w:t>) rappresenta una delle innovazioni più significative nel campo dell'edilizia sostenibile. Si tratta di un sistema costruttivo basato su pannelli lamellari di legno massiccio a strati incrociati.</w:t>
+      </w:r>
+    </w:p>
+    <w:p>
+      <w:pPr>
+        <w:pStyle w:val="Titolo2"/>
+      </w:pPr>
+      <w:r>
+        <w:t>Com’è fatto un pannello X-</w:t>
+      </w:r>
+      <w:proofErr w:type="spellStart"/>
+      <w:r>
+        <w:t>Lam</w:t>
+      </w:r>
+      <w:proofErr w:type="spellEnd"/>
+      <w:r>
+        <w:t>?</w:t>
+      </w:r>
+    </w:p>
+    <w:p>
+      <w:r>
+        <w:t>Un pannello X-</w:t>
+      </w:r>
+      <w:proofErr w:type="spellStart"/>
+      <w:r>
+        <w:t>Lam</w:t>
+      </w:r>
+      <w:proofErr w:type="spellEnd"/>
+      <w:r>
+        <w:t xml:space="preserve"> è composto da diversi strati (solitamente 3, 5 o 7) di tavole di legno di conifera (spesso abete), essiccate e sovrapposte in modo che la fibratura di ogni strato sia </w:t>
+      </w:r>
+      <w:r>
+        <w:rPr>
+          <w:b/>
+          <w:bCs/>
+        </w:rPr>
+        <w:t>ruotata di 90°</w:t>
+      </w:r>
+      <w:r>
+        <w:t xml:space="preserve"> rispetto a quello adiacente. Gli strati vengono poi incollati sotto forte pressione.</w:t>
+      </w:r>
+    </w:p>
+    <w:p>
+      <w:r>
+        <w:t>Questa configurazione "incrociata" conferisce al materiale proprietà eccezionali:</w:t>
+      </w:r>
+    </w:p>
+    <w:p>
+      <w:pPr>
+        <w:numPr>
+          <w:ilvl w:val="0"/>
+          <w:numId w:val="9"/>
+        </w:numPr>
+      </w:pPr>
+      <w:r>
+        <w:rPr>
+          <w:b/>
+          <w:bCs/>
+        </w:rPr>
+        <w:t>Stabilità dimensionale:</w:t>
+      </w:r>
+      <w:r>
+        <w:t xml:space="preserve"> Le variazioni del legno dovute all'umidità vengono annullate dalla disposizione ortogonale degli strati.</w:t>
+      </w:r>
+    </w:p>
+    <w:p>
+      <w:pPr>
+        <w:numPr>
+          <w:ilvl w:val="0"/>
+          <w:numId w:val="9"/>
+        </w:numPr>
+      </w:pPr>
+      <w:r>
+        <w:rPr>
+          <w:b/>
+          <w:bCs/>
+        </w:rPr>
+        <w:t>Resistenza meccanica:</w:t>
+      </w:r>
+      <w:r>
+        <w:t xml:space="preserve"> Il pannello può sopportare carichi elevatissimi, comportandosi come una "lastra" rigida, simile al cemento armato ma molto più leggera.</w:t>
+      </w:r>
+    </w:p>
+    <w:p>
+      <w:r>
+        <w:pict w14:anchorId="3C144B73">
+          <v:rect id="_x0000_i1025" style="width:0;height:1.5pt" o:hralign="center" o:hrstd="t" o:hrnoshade="t" o:hr="t" fillcolor="gray" stroked="f"/>
+        </w:pict>
+      </w:r>
+    </w:p>
+    <w:p/>
+    <w:p>
+      <w:pPr>
+        <w:jc w:val="center"/>
+        <w:rPr>
+          <w:noProof/>
+          <w:u w:val="single"/>
+        </w:rPr>
+      </w:pPr>
+      <w:r>
+        <w:rPr>
+          <w:noProof/>
+        </w:rPr>
+        <w:drawing>
+          <wp:inline distT="0" distB="0" distL="0" distR="0" wp14:anchorId="3BAA3609" wp14:editId="55B2E356">
+            <wp:extent cx="2895600" cy="1581150"/>
+            <wp:effectExtent l="0" t="0" r="0" b="0"/>
+            <wp:docPr id="847776304" name="Immagine 1"/>
+            <wp:cNvGraphicFramePr>
+              <a:graphicFrameLocks xmlns:a="http://schemas.openxmlformats.org/drawingml/2006/main" noChangeAspect="1"/>
+            </wp:cNvGraphicFramePr>
+            <a:graphic xmlns:a="http://schemas.openxmlformats.org/drawingml/2006/main">
+              <a:graphicData uri="http://schemas.openxmlformats.org/drawingml/2006/picture">
+                <pic:pic xmlns:pic="http://schemas.openxmlformats.org/drawingml/2006/picture">
+                  <pic:nvPicPr>
+                    <pic:cNvPr id="847776304" name="Immagine 847776304"/>
+                    <pic:cNvPicPr/>
+                  </pic:nvPicPr>
+                  <pic:blipFill>
+                    <a:blip r:embed="rId7">
+                      <a:extLst>
+                        <a:ext uri="{28A0092B-C50C-407E-A947-70E740481C1C}">
+                          <a14:useLocalDpi xmlns:a14="http://schemas.microsoft.com/office/drawing/2010/main" val="0"/>
+                        </a:ext>
+                      </a:extLst>
+                    </a:blip>
+                    <a:stretch>
+                      <a:fillRect/>
+                    </a:stretch>
+                  </pic:blipFill>
+                  <pic:spPr>
+                    <a:xfrm>
+                      <a:off x="0" y="0"/>
+                      <a:ext cx="2895600" cy="1581150"/>
+                    </a:xfrm>
+                    <a:prstGeom prst="rect">
+                      <a:avLst/>
+                    </a:prstGeom>
+                  </pic:spPr>
+                </pic:pic>
+              </a:graphicData>
+            </a:graphic>
+          </wp:inline>
+        </w:drawing>
+      </w:r>
+      <w:r>
+        <w:br/>
+      </w:r>
+      <w:r>
+        <w:rPr>
+          <w:noProof/>
+        </w:rPr>
+        <w:t>[SPLIT_BLOCK:</w:t>
+      </w:r>
+      <w:r>
+        <w:rPr>
+          <w:noProof/>
+        </w:rPr>
+        <w:t xml:space="preserve"> </w:t>
+      </w:r>
+      <w:r>
+        <w:rPr>
+          <w:noProof/>
+        </w:rPr>
+        <w:t>tecnoloia X-Lam.jpg</w:t>
+      </w:r>
+      <w:r>
+        <w:rPr>
+          <w:noProof/>
+          <w:u w:val="single"/>
+        </w:rPr>
+        <w:t>]</w:t>
+      </w:r>
+    </w:p>
+    <w:p/>
+    <w:p>
+      <w:r>
+        <w:t>{</w:t>
+      </w:r>
+      <w:r>
+        <w:rPr>
+          <w:i/>
+          <w:iCs/>
+        </w:rPr>
+        <w:t>sostituire questa frase delimitata dalle parentesi graffe</w:t>
+      </w:r>
+      <w:r>
+        <w:rPr>
+          <w:i/>
+          <w:iCs/>
+        </w:rPr>
+        <w:t xml:space="preserve"> (compreso le parentesi graffe)</w:t>
+      </w:r>
+      <w:r>
+        <w:rPr>
+          <w:i/>
+          <w:iCs/>
+        </w:rPr>
+        <w:t xml:space="preserve"> con il testo del documento che deve essere messo </w:t>
+      </w:r>
+      <w:r>
+        <w:rPr>
+          <w:i/>
+          <w:iCs/>
+        </w:rPr>
+        <w:t>fra la seconda</w:t>
+      </w:r>
+      <w:r>
+        <w:rPr>
+          <w:i/>
+          <w:iCs/>
+        </w:rPr>
+        <w:t xml:space="preserve"> </w:t>
+      </w:r>
+      <w:r>
+        <w:rPr>
+          <w:i/>
+          <w:iCs/>
+        </w:rPr>
+        <w:t>e la terza</w:t>
+      </w:r>
+      <w:r>
+        <w:rPr>
+          <w:i/>
+          <w:iCs/>
+        </w:rPr>
+        <w:t xml:space="preserve"> immagine</w:t>
+      </w:r>
+      <w:r>
+        <w:t>}</w:t>
+      </w:r>
+    </w:p>
+    <w:p>
+      <w:pPr>
+        <w:rPr>
+          <w:b/>
+          <w:bCs/>
+        </w:rPr>
+      </w:pPr>
+    </w:p>
+    <w:p>
+      <w:pPr>
+        <w:rPr>
+          <w:b/>
+          <w:bCs/>
+        </w:rPr>
+      </w:pPr>
+      <w:r>
+        <w:rPr>
+          <w:b/>
+          <w:bCs/>
+        </w:rPr>
+        <w:t>I vantaggi principali</w:t>
+      </w:r>
+    </w:p>
+    <w:p>
+      <w:r>
+        <w:t>L'utilizzo dell'X-</w:t>
+      </w:r>
+      <w:proofErr w:type="spellStart"/>
+      <w:r>
+        <w:t>Lam</w:t>
+      </w:r>
+      <w:proofErr w:type="spellEnd"/>
+      <w:r>
+        <w:t xml:space="preserve"> sta rivoluzionando il modo di costruire per diversi motivi:</w:t>
+      </w:r>
+    </w:p>
+    <w:p>
+      <w:pPr>
+        <w:numPr>
+          <w:ilvl w:val="0"/>
+          <w:numId w:val="10"/>
+        </w:numPr>
+      </w:pPr>
+      <w:r>
+        <w:rPr>
+          <w:b/>
+          <w:bCs/>
+        </w:rPr>
+        <w:lastRenderedPageBreak/>
+        <w:t>Sostenibilità:</w:t>
+      </w:r>
+      <w:r>
+        <w:t xml:space="preserve"> Il legno sequestra </w:t>
+      </w:r>
+      <w:r>
+        <w:t xml:space="preserve">CO₂ </w:t>
+      </w:r>
+      <w:r>
+        <w:t>invece di emetterne durante la produzione. È una risorsa rinnovabile e richiede molta meno energia per essere lavorato rispetto all'acciaio o al calcestruzzo.</w:t>
+      </w:r>
+    </w:p>
+    <w:p>
+      <w:pPr>
+        <w:numPr>
+          <w:ilvl w:val="0"/>
+          <w:numId w:val="10"/>
+        </w:numPr>
+      </w:pPr>
+      <w:r>
+        <w:rPr>
+          <w:b/>
+          <w:bCs/>
+        </w:rPr>
+        <w:t>Sicurezza Sismica:</w:t>
+      </w:r>
+      <w:r>
+        <w:t xml:space="preserve"> Grazie all'elasticità naturale del legno e alla capacità delle giunzioni meccaniche di dissipare energia, le strutture in X-</w:t>
+      </w:r>
+      <w:proofErr w:type="spellStart"/>
+      <w:r>
+        <w:t>Lam</w:t>
+      </w:r>
+      <w:proofErr w:type="spellEnd"/>
+      <w:r>
+        <w:t xml:space="preserve"> sono tra le più sicure in caso di terremoto.</w:t>
+      </w:r>
+    </w:p>
+    <w:p>
+      <w:pPr>
+        <w:numPr>
+          <w:ilvl w:val="0"/>
+          <w:numId w:val="10"/>
+        </w:numPr>
+      </w:pPr>
+      <w:r>
+        <w:rPr>
+          <w:b/>
+          <w:bCs/>
+        </w:rPr>
+        <w:t>Resistenza al Fuoco:</w:t>
+      </w:r>
+      <w:r>
+        <w:t xml:space="preserve"> Contrariamente a quanto si pensi, il legno massiccio brucia in modo lento e prevedibile. Lo strato carbonizzato esterno protegge il nucleo del pannello, mantenendo la capacità portante più a lungo di una trave in acciaio.</w:t>
+      </w:r>
+    </w:p>
+    <w:p>
+      <w:pPr>
+        <w:numPr>
+          <w:ilvl w:val="0"/>
+          <w:numId w:val="10"/>
+        </w:numPr>
+      </w:pPr>
+      <w:r>
+        <w:rPr>
+          <w:b/>
+          <w:bCs/>
+        </w:rPr>
+        <w:t>Velocità di Cantiere:</w:t>
+      </w:r>
+      <w:r>
+        <w:t xml:space="preserve"> I pannelli arrivano in cantiere già tagliati a misura (grazie a macchinari CNC di precisione) con i fori per porte e finestre. Questo permette di montare la struttura di una casa in pochi giorni.</w:t>
+      </w:r>
+    </w:p>
+    <w:p>
+      <w:r>
+        <w:pict w14:anchorId="719F579C">
+          <v:rect id="_x0000_i1026" style="width:0;height:1.5pt" o:hralign="center" o:hrstd="t" o:hrnoshade="t" o:hr="t" fillcolor="gray" stroked="f"/>
+        </w:pict>
+      </w:r>
+    </w:p>
+    <w:p>
+      <w:pPr>
+        <w:rPr>
+          <w:b/>
+          <w:bCs/>
+        </w:rPr>
+      </w:pPr>
+      <w:r>
+        <w:rPr>
+          <w:b/>
+          <w:bCs/>
+        </w:rPr>
+        <w:t>Ambiti di applicazione</w:t>
+      </w:r>
+    </w:p>
+    <w:p>
+      <w:r>
+        <w:t>Mentre in passato il legno era limitato a baite o piccoli edifici, l'X-</w:t>
+      </w:r>
+      <w:proofErr w:type="spellStart"/>
+      <w:r>
+        <w:t>Lam</w:t>
+      </w:r>
+      <w:proofErr w:type="spellEnd"/>
+      <w:r>
+        <w:t xml:space="preserve"> permette oggi la costruzione di:</w:t>
+      </w:r>
+    </w:p>
+    <w:p>
+      <w:pPr>
+        <w:numPr>
+          <w:ilvl w:val="0"/>
+          <w:numId w:val="11"/>
+        </w:numPr>
+      </w:pPr>
+      <w:r>
+        <w:rPr>
+          <w:b/>
+          <w:bCs/>
+        </w:rPr>
+        <w:t>Edifici multipiano:</w:t>
+      </w:r>
+      <w:r>
+        <w:t xml:space="preserve"> Esistono già grattacieli in legno che superano i 20 piani.</w:t>
+      </w:r>
+    </w:p>
+    <w:p>
+      <w:pPr>
+        <w:numPr>
+          <w:ilvl w:val="0"/>
+          <w:numId w:val="11"/>
+        </w:numPr>
+      </w:pPr>
+      <w:r>
+        <w:rPr>
+          <w:b/>
+          <w:bCs/>
+        </w:rPr>
+        <w:t>Scuole e strutture pubbliche:</w:t>
+      </w:r>
+      <w:r>
+        <w:t xml:space="preserve"> Grazie alle ottime prestazioni termiche e acustiche.</w:t>
+      </w:r>
+    </w:p>
+    <w:p>
+      <w:pPr>
+        <w:numPr>
+          <w:ilvl w:val="0"/>
+          <w:numId w:val="11"/>
+        </w:numPr>
+      </w:pPr>
+      <w:r>
+        <w:rPr>
+          <w:b/>
+          <w:bCs/>
+        </w:rPr>
+        <w:t>Sopraelevazioni:</w:t>
+      </w:r>
+      <w:r>
+        <w:t xml:space="preserve"> Essendo leggero, è perfetto per aggiungere piani a edifici esistenti senza sovraccaricare le fondamenta.</w:t>
+      </w:r>
+    </w:p>
+    <w:p>
+      <w:r>
+        <w:t>In sintesi, l'X-</w:t>
+      </w:r>
+      <w:proofErr w:type="spellStart"/>
+      <w:r>
+        <w:t>Lam</w:t>
+      </w:r>
+      <w:proofErr w:type="spellEnd"/>
+      <w:r>
+        <w:t xml:space="preserve"> è considerato il "cemento del futuro", unendo la forza delle strutture massicce alla flessibilità e al calore del legno.</w:t>
+      </w:r>
+    </w:p>
+    <w:p>
+      <w:r>
+        <w:br w:type="page"/>
+      </w:r>
+    </w:p>
+    <w:p/>
+    <w:p>
+      <w:pPr>
+        <w:pStyle w:val="Titolo2"/>
+      </w:pPr>
+      <w:r>
+        <w:t>Chi era Aldo Vandini?</w:t>
+      </w:r>
+    </w:p>
+    <w:p>
+      <w:r>
+        <w:t xml:space="preserve">Aldo Vandini è stato un architetto e urbanista italiano di rilievo, la cui attività si è concentrata prevalentemente nella seconda metà del Novecento, lasciando un'impronta significativa soprattutto nel tessuto urbano di </w:t>
+      </w:r>
+      <w:r>
+        <w:rPr>
+          <w:b/>
+          <w:bCs/>
+        </w:rPr>
+        <w:t>Bologna</w:t>
+      </w:r>
+      <w:r>
+        <w:t>.</w:t>
+      </w:r>
+    </w:p>
+    <w:p>
+      <w:r>
+        <w:t xml:space="preserve">La sua figura è strettamente legata a una visione dell'architettura intesa come </w:t>
+      </w:r>
+      <w:r>
+        <w:rPr>
+          <w:b/>
+          <w:bCs/>
+        </w:rPr>
+        <w:t>servizio civile</w:t>
+      </w:r>
+      <w:r>
+        <w:t xml:space="preserve"> e strumento di riqualificazione sociale, operando spesso in contesti di edilizia residenziale pubblica e pianificazione urbanistica.</w:t>
+      </w:r>
+    </w:p>
+    <w:p>
+      <w:r>
+        <w:pict w14:anchorId="719AAB9E">
+          <v:rect id="_x0000_i1027" style="width:0;height:1.5pt" o:hralign="center" o:hrstd="t" o:hrnoshade="t" o:hr="t" fillcolor="gray" stroked="f"/>
+        </w:pict>
+      </w:r>
+    </w:p>
+    <w:p>
+      <w:pPr>
+        <w:rPr>
+          <w:b/>
+          <w:bCs/>
+        </w:rPr>
+      </w:pPr>
+      <w:r>
+        <w:rPr>
+          <w:b/>
+          <w:bCs/>
+        </w:rPr>
+        <w:t>Ambiti di Intervento e Stile</w:t>
+      </w:r>
+    </w:p>
+    <w:p>
+      <w:r>
+        <w:t>Vandini ha interpretato il linguaggio del Modernismo filtrandolo attraverso le necessità pratiche del dopoguerra e della crescita urbana degli anni '60 e '70. I suoi tratti distintivi includono:</w:t>
+      </w:r>
+    </w:p>
+    <w:p>
+      <w:pPr>
+        <w:numPr>
+          <w:ilvl w:val="0"/>
+          <w:numId w:val="7"/>
+        </w:numPr>
+      </w:pPr>
+      <w:r>
+        <w:rPr>
+          <w:b/>
+          <w:bCs/>
+        </w:rPr>
+        <w:t>Rigore Funzionale:</w:t>
+      </w:r>
+      <w:r>
+        <w:t xml:space="preserve"> Un approccio che privilegia la razionalità degli spazi e la solidità dei materiali.</w:t>
+      </w:r>
+    </w:p>
+    <w:p>
+      <w:pPr>
+        <w:numPr>
+          <w:ilvl w:val="0"/>
+          <w:numId w:val="7"/>
+        </w:numPr>
+      </w:pPr>
+      <w:r>
+        <w:rPr>
+          <w:b/>
+          <w:bCs/>
+        </w:rPr>
+        <w:t>Urbanistica Partecipata:</w:t>
+      </w:r>
+      <w:r>
+        <w:t xml:space="preserve"> Una particolare attenzione all'integrazione degli edifici nel contesto sociale preesistente, evitando l'effetto "cattedrale nel deserto".</w:t>
+      </w:r>
+    </w:p>
+    <w:p>
+      <w:pPr>
+        <w:numPr>
+          <w:ilvl w:val="0"/>
+          <w:numId w:val="7"/>
+        </w:numPr>
+      </w:pPr>
+      <w:r>
+        <w:rPr>
+          <w:b/>
+          <w:bCs/>
+        </w:rPr>
+        <w:t>Sperimentazione Tipologica:</w:t>
+      </w:r>
+      <w:r>
+        <w:t xml:space="preserve"> La ricerca di nuove forme per l'abitare collettivo che garantissero dignità e servizi agli abitanti.</w:t>
+      </w:r>
+    </w:p>
+    <w:p>
+      <w:pPr>
+        <w:rPr>
+          <w:b/>
+          <w:bCs/>
+        </w:rPr>
+      </w:pPr>
+      <w:r>
+        <w:rPr>
+          <w:b/>
+          <w:bCs/>
+        </w:rPr>
+        <w:t>Opere e Progetti di Rilievo</w:t>
+      </w:r>
+    </w:p>
+    <w:p>
+      <w:r>
+        <w:t>Sebbene la sua firma appaia in numerosi piani regolatori e consulenze tecniche, alcuni progetti bolognesi ne definiscono la carriera:</w:t>
+      </w:r>
+    </w:p>
+    <w:p>
+      <w:pPr>
+        <w:numPr>
+          <w:ilvl w:val="0"/>
+          <w:numId w:val="8"/>
+        </w:numPr>
+      </w:pPr>
+      <w:r>
+        <w:rPr>
+          <w:b/>
+          <w:bCs/>
+        </w:rPr>
+        <w:t>Il Quartiere Barca:</w:t>
+      </w:r>
+      <w:r>
+        <w:t xml:space="preserve"> Ha collaborato a uno dei progetti urbanistici più ambiziosi di Bologna, coordinato inizialmente da Giuseppe Vaccaro. Vandini contribuì alla definizione di questo "pezzo di città" autosufficiente.</w:t>
+      </w:r>
+    </w:p>
+    <w:p>
+      <w:pPr>
+        <w:numPr>
+          <w:ilvl w:val="0"/>
+          <w:numId w:val="8"/>
+        </w:numPr>
+      </w:pPr>
+      <w:r>
+        <w:rPr>
+          <w:b/>
+          <w:bCs/>
+        </w:rPr>
+        <w:t>Edilizia Residenziale Pubblica:</w:t>
+      </w:r>
+      <w:r>
+        <w:t xml:space="preserve"> È stato una figura chiave per l'Istituto Autonomo Case Popolari (IACP), progettando complessi che cercavano di superare il concetto di "dormitorio" attraverso l'inserimento di verde e spazi comuni.</w:t>
+      </w:r>
+    </w:p>
+    <w:p>
+      <w:pPr>
+        <w:numPr>
+          <w:ilvl w:val="0"/>
+          <w:numId w:val="8"/>
+        </w:numPr>
+      </w:pPr>
+      <w:r>
+        <w:rPr>
+          <w:b/>
+          <w:bCs/>
+        </w:rPr>
+        <w:t>Restauro e Conservazione:</w:t>
+      </w:r>
+      <w:r>
+        <w:t xml:space="preserve"> Oltre alla nuova costruzione, Vandini si occupò della tutela del patrimonio architettonico, partecipando al dibattito sul recupero dei centri storici.</w:t>
+      </w:r>
+    </w:p>
+    <w:p>
+      <w:r>
+        <w:pict w14:anchorId="55B6C6C1">
+          <v:rect id="_x0000_i1028" style="width:0;height:1.5pt" o:hralign="center" o:hrstd="t" o:hrnoshade="t" o:hr="t" fillcolor="gray" stroked="f"/>
+        </w:pict>
+      </w:r>
+    </w:p>
+    <w:p>
+      <w:pPr>
+        <w:rPr>
+          <w:b/>
+          <w:bCs/>
+        </w:rPr>
+      </w:pPr>
+      <w:r>
+        <w:rPr>
+          <w:b/>
+          <w:bCs/>
+        </w:rPr>
+        <w:t>Un'eredità Civile</w:t>
+      </w:r>
+    </w:p>
+    <w:p>
+      <w:r>
+        <w:lastRenderedPageBreak/>
+        <w:t xml:space="preserve">Aldo Vandini non è ricordato solo per i singoli edifici, ma per il suo impegno nelle </w:t>
+      </w:r>
+      <w:r>
+        <w:rPr>
+          <w:b/>
+          <w:bCs/>
+        </w:rPr>
+        <w:t>istituzioni professionali</w:t>
+      </w:r>
+      <w:r>
+        <w:t>. È stato a lungo attivo nell'Ordine degli Architetti, battendosi per la qualità del progetto come diritto del cittadino e per la trasparenza nei processi edilizi.</w:t>
+      </w:r>
+    </w:p>
+    <w:p>
+      <w:r>
+        <w:t>La sua opera rappresenta quel filone dell'architettura italiana capace di coniugare l'estetica del cemento e del mattone con una profonda etica del costruire.</w:t>
+      </w:r>
+    </w:p>
+    <w:p/>
     <w:sectPr>
       <w:pgSz w:w="11906" w:h="16838"/>
       <w:pgMar w:top="1417" w:right="1134" w:bottom="1134" w:left="1134" w:header="708" w:footer="708" w:gutter="0"/>
@@ -315,6 +993,155 @@
 <file path=word/numbering.xml><?xml version="1.0" encoding="utf-8"?>
 <w:numbering xmlns:wpc="http://schemas.microsoft.com/office/word/2010/wordprocessingCanvas" xmlns:cx="http://schemas.microsoft.com/office/drawing/2014/chartex" xmlns:cx1="http://schemas.microsoft.com/office/drawing/2015/9/8/chartex" xmlns:cx2="http://schemas.microsoft.com/office/drawing/2015/10/21/chartex" xmlns:cx3="http://schemas.microsoft.com/office/drawing/2016/5/9/chartex" xmlns:cx4="http://schemas.microsoft.com/office/drawing/2016/5/10/chartex" xmlns:cx5="http://schemas.microsoft.com/office/drawing/2016/5/11/chartex" xmlns:cx6="http://schemas.microsoft.com/office/drawing/2016/5/12/chartex" xmlns:cx7="http://schemas.microsoft.com/office/drawing/2016/5/13/chartex" xmlns:cx8="http://schemas.microsoft.com/office/drawing/2016/5/14/chartex" xmlns:mc="http://schemas.openxmlformats.org/markup-compatibility/2006" xmlns:aink="http://schemas.microsoft.com/office/drawing/2016/ink" xmlns:am3d="http://schemas.microsoft.com/office/drawing/2017/model3d" xmlns:o="urn:schemas-microsoft-com:office:office" xmlns:oel="http://schemas.microsoft.com/office/2019/extlst" xmlns:r="http://schemas.openxmlformats.org/officeDocument/2006/relationships" xmlns:m="http://schemas.openxmlformats.org/officeDocument/2006/math" xmlns:v="urn:schemas-microsoft-com:vml" xmlns:wp14="http://schemas.microsoft.com/office/word/2010/wordprocessingDrawing" xmlns:wp="http://schemas.openxmlformats.org/drawingml/2006/wordprocessingDrawing" xmlns:w10="urn:schemas-microsoft-com:office:word" xmlns:w="http://schemas.openxmlformats.org/wordprocessingml/2006/main" xmlns:w14="http://schemas.microsoft.com/office/word/2010/wordml" xmlns:w15="http://schemas.microsoft.com/office/word/2012/wordml" xmlns:w16cex="http://schemas.microsoft.com/office/word/2018/wordml/cex" xmlns:w16cid="http://schemas.microsoft.com/office/word/2016/wordml/cid" xmlns:w16="http://schemas.microsoft.com/office/word/2018/wordml" xmlns:w16du="http://schemas.microsoft.com/office/word/2023/wordml/word16du" xmlns:w16sdtdh="http://schemas.microsoft.com/office/word/2020/wordml/sdtdatahash" xmlns:w16sdtfl="http://schemas.microsoft.com/office/word/2024/wordml/sdtformatlock" xmlns:w16se="http://schemas.microsoft.com/office/word/2015/wordml/symex" xmlns:wpg="http://schemas.microsoft.com/office/word/2010/wordprocessingGroup" xmlns:wpi="http://schemas.microsoft.com/office/word/2010/wordprocessingInk" xmlns:wne="http://schemas.microsoft.com/office/word/2006/wordml" xmlns:wps="http://schemas.microsoft.com/office/word/2010/wordprocessingShape" mc:Ignorable="w14 w15 w16se w16cid w16 w16cex w16sdtdh w16sdtfl w16du wp14">
   <w:abstractNum w:abstractNumId="0" w15:restartNumberingAfterBreak="0">
+    <w:nsid w:val="04433EB2"/>
+    <w:multiLevelType w:val="multilevel"/>
+    <w:tmpl w:val="E6CA9298"/>
+    <w:lvl w:ilvl="0">
+      <w:start w:val="1"/>
+      <w:numFmt w:val="bullet"/>
+      <w:lvlText w:val=""/>
+      <w:lvlJc w:val="left"/>
+      <w:pPr>
+        <w:tabs>
+          <w:tab w:val="num" w:pos="720"/>
+        </w:tabs>
+        <w:ind w:left="720" w:hanging="360"/>
+      </w:pPr>
+      <w:rPr>
+        <w:rFonts w:ascii="Symbol" w:hAnsi="Symbol" w:hint="default"/>
+        <w:sz w:val="20"/>
+      </w:rPr>
+    </w:lvl>
+    <w:lvl w:ilvl="1" w:tentative="1">
+      <w:start w:val="1"/>
+      <w:numFmt w:val="bullet"/>
+      <w:lvlText w:val="o"/>
+      <w:lvlJc w:val="left"/>
+      <w:pPr>
+        <w:tabs>
+          <w:tab w:val="num" w:pos="1440"/>
+        </w:tabs>
+        <w:ind w:left="1440" w:hanging="360"/>
+      </w:pPr>
+      <w:rPr>
+        <w:rFonts w:ascii="Courier New" w:hAnsi="Courier New" w:hint="default"/>
+        <w:sz w:val="20"/>
+      </w:rPr>
+    </w:lvl>
+    <w:lvl w:ilvl="2" w:tentative="1">
+      <w:start w:val="1"/>
+      <w:numFmt w:val="bullet"/>
+      <w:lvlText w:val=""/>
+      <w:lvlJc w:val="left"/>
+      <w:pPr>
+        <w:tabs>
+          <w:tab w:val="num" w:pos="2160"/>
+        </w:tabs>
+        <w:ind w:left="2160" w:hanging="360"/>
+      </w:pPr>
+      <w:rPr>
+        <w:rFonts w:ascii="Wingdings" w:hAnsi="Wingdings" w:hint="default"/>
+        <w:sz w:val="20"/>
+      </w:rPr>
+    </w:lvl>
+    <w:lvl w:ilvl="3" w:tentative="1">
+      <w:start w:val="1"/>
+      <w:numFmt w:val="bullet"/>
+      <w:lvlText w:val=""/>
+      <w:lvlJc w:val="left"/>
+      <w:pPr>
+        <w:tabs>
+          <w:tab w:val="num" w:pos="2880"/>
+        </w:tabs>
+        <w:ind w:left="2880" w:hanging="360"/>
+      </w:pPr>
+      <w:rPr>
+        <w:rFonts w:ascii="Wingdings" w:hAnsi="Wingdings" w:hint="default"/>
+        <w:sz w:val="20"/>
+      </w:rPr>
+    </w:lvl>
+    <w:lvl w:ilvl="4" w:tentative="1">
+      <w:start w:val="1"/>
+      <w:numFmt w:val="bullet"/>
+      <w:lvlText w:val=""/>
+      <w:lvlJc w:val="left"/>
+      <w:pPr>
+        <w:tabs>
+          <w:tab w:val="num" w:pos="3600"/>
+        </w:tabs>
+        <w:ind w:left="3600" w:hanging="360"/>
+      </w:pPr>
+      <w:rPr>
+        <w:rFonts w:ascii="Wingdings" w:hAnsi="Wingdings" w:hint="default"/>
+        <w:sz w:val="20"/>
+      </w:rPr>
+    </w:lvl>
+    <w:lvl w:ilvl="5" w:tentative="1">
+      <w:start w:val="1"/>
+      <w:numFmt w:val="bullet"/>
+      <w:lvlText w:val=""/>
+      <w:lvlJc w:val="left"/>
+      <w:pPr>
+        <w:tabs>
+          <w:tab w:val="num" w:pos="4320"/>
+        </w:tabs>
+        <w:ind w:left="4320" w:hanging="360"/>
+      </w:pPr>
+      <w:rPr>
+        <w:rFonts w:ascii="Wingdings" w:hAnsi="Wingdings" w:hint="default"/>
+        <w:sz w:val="20"/>
+      </w:rPr>
+    </w:lvl>
+    <w:lvl w:ilvl="6" w:tentative="1">
+      <w:start w:val="1"/>
+      <w:numFmt w:val="bullet"/>
+      <w:lvlText w:val=""/>
+      <w:lvlJc w:val="left"/>
+      <w:pPr>
+        <w:tabs>
+          <w:tab w:val="num" w:pos="5040"/>
+        </w:tabs>
+        <w:ind w:left="5040" w:hanging="360"/>
+      </w:pPr>
+      <w:rPr>
+        <w:rFonts w:ascii="Wingdings" w:hAnsi="Wingdings" w:hint="default"/>
+        <w:sz w:val="20"/>
+      </w:rPr>
+    </w:lvl>
+    <w:lvl w:ilvl="7" w:tentative="1">
+      <w:start w:val="1"/>
+      <w:numFmt w:val="bullet"/>
+      <w:lvlText w:val=""/>
+      <w:lvlJc w:val="left"/>
+      <w:pPr>
+        <w:tabs>
+          <w:tab w:val="num" w:pos="5760"/>
+        </w:tabs>
+        <w:ind w:left="5760" w:hanging="360"/>
+      </w:pPr>
+      <w:rPr>
+        <w:rFonts w:ascii="Wingdings" w:hAnsi="Wingdings" w:hint="default"/>
+        <w:sz w:val="20"/>
+      </w:rPr>
+    </w:lvl>
+    <w:lvl w:ilvl="8" w:tentative="1">
+      <w:start w:val="1"/>
+      <w:numFmt w:val="bullet"/>
+      <w:lvlText w:val=""/>
+      <w:lvlJc w:val="left"/>
+      <w:pPr>
+        <w:tabs>
+          <w:tab w:val="num" w:pos="6480"/>
+        </w:tabs>
+        <w:ind w:left="6480" w:hanging="360"/>
+      </w:pPr>
+      <w:rPr>
+        <w:rFonts w:ascii="Wingdings" w:hAnsi="Wingdings" w:hint="default"/>
+        <w:sz w:val="20"/>
+      </w:rPr>
+    </w:lvl>
+  </w:abstractNum>
+  <w:abstractNum w:abstractNumId="1" w15:restartNumberingAfterBreak="0">
     <w:nsid w:val="0A9776E0"/>
     <w:multiLevelType w:val="multilevel"/>
     <w:tmpl w:val="82043734"/>
@@ -463,7 +1290,269 @@
       </w:rPr>
     </w:lvl>
   </w:abstractNum>
-  <w:abstractNum w:abstractNumId="1" w15:restartNumberingAfterBreak="0">
+  <w:abstractNum w:abstractNumId="2" w15:restartNumberingAfterBreak="0">
+    <w:nsid w:val="282A1B14"/>
+    <w:multiLevelType w:val="multilevel"/>
+    <w:tmpl w:val="1A78DC6C"/>
+    <w:lvl w:ilvl="0">
+      <w:start w:val="1"/>
+      <w:numFmt w:val="decimal"/>
+      <w:lvlText w:val="%1."/>
+      <w:lvlJc w:val="left"/>
+      <w:pPr>
+        <w:tabs>
+          <w:tab w:val="num" w:pos="720"/>
+        </w:tabs>
+        <w:ind w:left="720" w:hanging="360"/>
+      </w:pPr>
+    </w:lvl>
+    <w:lvl w:ilvl="1" w:tentative="1">
+      <w:start w:val="1"/>
+      <w:numFmt w:val="decimal"/>
+      <w:lvlText w:val="%2."/>
+      <w:lvlJc w:val="left"/>
+      <w:pPr>
+        <w:tabs>
+          <w:tab w:val="num" w:pos="1440"/>
+        </w:tabs>
+        <w:ind w:left="1440" w:hanging="360"/>
+      </w:pPr>
+    </w:lvl>
+    <w:lvl w:ilvl="2" w:tentative="1">
+      <w:start w:val="1"/>
+      <w:numFmt w:val="decimal"/>
+      <w:lvlText w:val="%3."/>
+      <w:lvlJc w:val="left"/>
+      <w:pPr>
+        <w:tabs>
+          <w:tab w:val="num" w:pos="2160"/>
+        </w:tabs>
+        <w:ind w:left="2160" w:hanging="360"/>
+      </w:pPr>
+    </w:lvl>
+    <w:lvl w:ilvl="3" w:tentative="1">
+      <w:start w:val="1"/>
+      <w:numFmt w:val="decimal"/>
+      <w:lvlText w:val="%4."/>
+      <w:lvlJc w:val="left"/>
+      <w:pPr>
+        <w:tabs>
+          <w:tab w:val="num" w:pos="2880"/>
+        </w:tabs>
+        <w:ind w:left="2880" w:hanging="360"/>
+      </w:pPr>
+    </w:lvl>
+    <w:lvl w:ilvl="4" w:tentative="1">
+      <w:start w:val="1"/>
+      <w:numFmt w:val="decimal"/>
+      <w:lvlText w:val="%5."/>
+      <w:lvlJc w:val="left"/>
+      <w:pPr>
+        <w:tabs>
+          <w:tab w:val="num" w:pos="3600"/>
+        </w:tabs>
+        <w:ind w:left="3600" w:hanging="360"/>
+      </w:pPr>
+    </w:lvl>
+    <w:lvl w:ilvl="5" w:tentative="1">
+      <w:start w:val="1"/>
+      <w:numFmt w:val="decimal"/>
+      <w:lvlText w:val="%6."/>
+      <w:lvlJc w:val="left"/>
+      <w:pPr>
+        <w:tabs>
+          <w:tab w:val="num" w:pos="4320"/>
+        </w:tabs>
+        <w:ind w:left="4320" w:hanging="360"/>
+      </w:pPr>
+    </w:lvl>
+    <w:lvl w:ilvl="6" w:tentative="1">
+      <w:start w:val="1"/>
+      <w:numFmt w:val="decimal"/>
+      <w:lvlText w:val="%7."/>
+      <w:lvlJc w:val="left"/>
+      <w:pPr>
+        <w:tabs>
+          <w:tab w:val="num" w:pos="5040"/>
+        </w:tabs>
+        <w:ind w:left="5040" w:hanging="360"/>
+      </w:pPr>
+    </w:lvl>
+    <w:lvl w:ilvl="7" w:tentative="1">
+      <w:start w:val="1"/>
+      <w:numFmt w:val="decimal"/>
+      <w:lvlText w:val="%8."/>
+      <w:lvlJc w:val="left"/>
+      <w:pPr>
+        <w:tabs>
+          <w:tab w:val="num" w:pos="5760"/>
+        </w:tabs>
+        <w:ind w:left="5760" w:hanging="360"/>
+      </w:pPr>
+    </w:lvl>
+    <w:lvl w:ilvl="8" w:tentative="1">
+      <w:start w:val="1"/>
+      <w:numFmt w:val="decimal"/>
+      <w:lvlText w:val="%9."/>
+      <w:lvlJc w:val="left"/>
+      <w:pPr>
+        <w:tabs>
+          <w:tab w:val="num" w:pos="6480"/>
+        </w:tabs>
+        <w:ind w:left="6480" w:hanging="360"/>
+      </w:pPr>
+    </w:lvl>
+  </w:abstractNum>
+  <w:abstractNum w:abstractNumId="3" w15:restartNumberingAfterBreak="0">
+    <w:nsid w:val="3BB674E1"/>
+    <w:multiLevelType w:val="multilevel"/>
+    <w:tmpl w:val="6EE4A778"/>
+    <w:lvl w:ilvl="0">
+      <w:start w:val="1"/>
+      <w:numFmt w:val="bullet"/>
+      <w:lvlText w:val=""/>
+      <w:lvlJc w:val="left"/>
+      <w:pPr>
+        <w:tabs>
+          <w:tab w:val="num" w:pos="720"/>
+        </w:tabs>
+        <w:ind w:left="720" w:hanging="360"/>
+      </w:pPr>
+      <w:rPr>
+        <w:rFonts w:ascii="Symbol" w:hAnsi="Symbol" w:hint="default"/>
+        <w:sz w:val="20"/>
+      </w:rPr>
+    </w:lvl>
+    <w:lvl w:ilvl="1" w:tentative="1">
+      <w:start w:val="1"/>
+      <w:numFmt w:val="bullet"/>
+      <w:lvlText w:val="o"/>
+      <w:lvlJc w:val="left"/>
+      <w:pPr>
+        <w:tabs>
+          <w:tab w:val="num" w:pos="1440"/>
+        </w:tabs>
+        <w:ind w:left="1440" w:hanging="360"/>
+      </w:pPr>
+      <w:rPr>
+        <w:rFonts w:ascii="Courier New" w:hAnsi="Courier New" w:hint="default"/>
+        <w:sz w:val="20"/>
+      </w:rPr>
+    </w:lvl>
+    <w:lvl w:ilvl="2" w:tentative="1">
+      <w:start w:val="1"/>
+      <w:numFmt w:val="bullet"/>
+      <w:lvlText w:val=""/>
+      <w:lvlJc w:val="left"/>
+      <w:pPr>
+        <w:tabs>
+          <w:tab w:val="num" w:pos="2160"/>
+        </w:tabs>
+        <w:ind w:left="2160" w:hanging="360"/>
+      </w:pPr>
+      <w:rPr>
+        <w:rFonts w:ascii="Wingdings" w:hAnsi="Wingdings" w:hint="default"/>
+        <w:sz w:val="20"/>
+      </w:rPr>
+    </w:lvl>
+    <w:lvl w:ilvl="3" w:tentative="1">
+      <w:start w:val="1"/>
+      <w:numFmt w:val="bullet"/>
+      <w:lvlText w:val=""/>
+      <w:lvlJc w:val="left"/>
+      <w:pPr>
+        <w:tabs>
+          <w:tab w:val="num" w:pos="2880"/>
+        </w:tabs>
+        <w:ind w:left="2880" w:hanging="360"/>
+      </w:pPr>
+      <w:rPr>
+        <w:rFonts w:ascii="Wingdings" w:hAnsi="Wingdings" w:hint="default"/>
+        <w:sz w:val="20"/>
+      </w:rPr>
+    </w:lvl>
+    <w:lvl w:ilvl="4" w:tentative="1">
+      <w:start w:val="1"/>
+      <w:numFmt w:val="bullet"/>
+      <w:lvlText w:val=""/>
+      <w:lvlJc w:val="left"/>
+      <w:pPr>
+        <w:tabs>
+          <w:tab w:val="num" w:pos="3600"/>
+        </w:tabs>
+        <w:ind w:left="3600" w:hanging="360"/>
+      </w:pPr>
+      <w:rPr>
+        <w:rFonts w:ascii="Wingdings" w:hAnsi="Wingdings" w:hint="default"/>
+        <w:sz w:val="20"/>
+      </w:rPr>
+    </w:lvl>
+    <w:lvl w:ilvl="5" w:tentative="1">
+      <w:start w:val="1"/>
+      <w:numFmt w:val="bullet"/>
+      <w:lvlText w:val=""/>
+      <w:lvlJc w:val="left"/>
+      <w:pPr>
+        <w:tabs>
+          <w:tab w:val="num" w:pos="4320"/>
+        </w:tabs>
+        <w:ind w:left="4320" w:hanging="360"/>
+      </w:pPr>
+      <w:rPr>
+        <w:rFonts w:ascii="Wingdings" w:hAnsi="Wingdings" w:hint="default"/>
+        <w:sz w:val="20"/>
+      </w:rPr>
+    </w:lvl>
+    <w:lvl w:ilvl="6" w:tentative="1">
+      <w:start w:val="1"/>
+      <w:numFmt w:val="bullet"/>
+      <w:lvlText w:val=""/>
+      <w:lvlJc w:val="left"/>
+      <w:pPr>
+        <w:tabs>
+          <w:tab w:val="num" w:pos="5040"/>
+        </w:tabs>
+        <w:ind w:left="5040" w:hanging="360"/>
+      </w:pPr>
+      <w:rPr>
+        <w:rFonts w:ascii="Wingdings" w:hAnsi="Wingdings" w:hint="default"/>
+        <w:sz w:val="20"/>
+      </w:rPr>
+    </w:lvl>
+    <w:lvl w:ilvl="7" w:tentative="1">
+      <w:start w:val="1"/>
+      <w:numFmt w:val="bullet"/>
+      <w:lvlText w:val=""/>
+      <w:lvlJc w:val="left"/>
+      <w:pPr>
+        <w:tabs>
+          <w:tab w:val="num" w:pos="5760"/>
+        </w:tabs>
+        <w:ind w:left="5760" w:hanging="360"/>
+      </w:pPr>
+      <w:rPr>
+        <w:rFonts w:ascii="Wingdings" w:hAnsi="Wingdings" w:hint="default"/>
+        <w:sz w:val="20"/>
+      </w:rPr>
+    </w:lvl>
+    <w:lvl w:ilvl="8" w:tentative="1">
+      <w:start w:val="1"/>
+      <w:numFmt w:val="bullet"/>
+      <w:lvlText w:val=""/>
+      <w:lvlJc w:val="left"/>
+      <w:pPr>
+        <w:tabs>
+          <w:tab w:val="num" w:pos="6480"/>
+        </w:tabs>
+        <w:ind w:left="6480" w:hanging="360"/>
+      </w:pPr>
+      <w:rPr>
+        <w:rFonts w:ascii="Wingdings" w:hAnsi="Wingdings" w:hint="default"/>
+        <w:sz w:val="20"/>
+      </w:rPr>
+    </w:lvl>
+  </w:abstractNum>
+  <w:abstractNum w:abstractNumId="4" w15:restartNumberingAfterBreak="0">
     <w:nsid w:val="526546A7"/>
     <w:multiLevelType w:val="multilevel"/>
     <w:tmpl w:val="4AA4E42A"/>
@@ -612,7 +1701,7 @@
       </w:rPr>
     </w:lvl>
   </w:abstractNum>
-  <w:abstractNum w:abstractNumId="2" w15:restartNumberingAfterBreak="0">
+  <w:abstractNum w:abstractNumId="5" w15:restartNumberingAfterBreak="0">
     <w:nsid w:val="573C72EC"/>
     <w:multiLevelType w:val="multilevel"/>
     <w:tmpl w:val="2028EBEC"/>
@@ -761,7 +1850,120 @@
       </w:rPr>
     </w:lvl>
   </w:abstractNum>
-  <w:abstractNum w:abstractNumId="3" w15:restartNumberingAfterBreak="0">
+  <w:abstractNum w:abstractNumId="6" w15:restartNumberingAfterBreak="0">
+    <w:nsid w:val="5D763774"/>
+    <w:multiLevelType w:val="multilevel"/>
+    <w:tmpl w:val="4240DD5C"/>
+    <w:lvl w:ilvl="0">
+      <w:start w:val="1"/>
+      <w:numFmt w:val="decimal"/>
+      <w:lvlText w:val="%1."/>
+      <w:lvlJc w:val="left"/>
+      <w:pPr>
+        <w:tabs>
+          <w:tab w:val="num" w:pos="720"/>
+        </w:tabs>
+        <w:ind w:left="720" w:hanging="360"/>
+      </w:pPr>
+    </w:lvl>
+    <w:lvl w:ilvl="1" w:tentative="1">
+      <w:start w:val="1"/>
+      <w:numFmt w:val="decimal"/>
+      <w:lvlText w:val="%2."/>
+      <w:lvlJc w:val="left"/>
+      <w:pPr>
+        <w:tabs>
+          <w:tab w:val="num" w:pos="1440"/>
+        </w:tabs>
+        <w:ind w:left="1440" w:hanging="360"/>
+      </w:pPr>
+    </w:lvl>
+    <w:lvl w:ilvl="2" w:tentative="1">
+      <w:start w:val="1"/>
+      <w:numFmt w:val="decimal"/>
+      <w:lvlText w:val="%3."/>
+      <w:lvlJc w:val="left"/>
+      <w:pPr>
+        <w:tabs>
+          <w:tab w:val="num" w:pos="2160"/>
+        </w:tabs>
+        <w:ind w:left="2160" w:hanging="360"/>
+      </w:pPr>
+    </w:lvl>
+    <w:lvl w:ilvl="3" w:tentative="1">
+      <w:start w:val="1"/>
+      <w:numFmt w:val="decimal"/>
+      <w:lvlText w:val="%4."/>
+      <w:lvlJc w:val="left"/>
+      <w:pPr>
+        <w:tabs>
+          <w:tab w:val="num" w:pos="2880"/>
+        </w:tabs>
+        <w:ind w:left="2880" w:hanging="360"/>
+      </w:pPr>
+    </w:lvl>
+    <w:lvl w:ilvl="4" w:tentative="1">
+      <w:start w:val="1"/>
+      <w:numFmt w:val="decimal"/>
+      <w:lvlText w:val="%5."/>
+      <w:lvlJc w:val="left"/>
+      <w:pPr>
+        <w:tabs>
+          <w:tab w:val="num" w:pos="3600"/>
+        </w:tabs>
+        <w:ind w:left="3600" w:hanging="360"/>
+      </w:pPr>
+    </w:lvl>
+    <w:lvl w:ilvl="5" w:tentative="1">
+      <w:start w:val="1"/>
+      <w:numFmt w:val="decimal"/>
+      <w:lvlText w:val="%6."/>
+      <w:lvlJc w:val="left"/>
+      <w:pPr>
+        <w:tabs>
+          <w:tab w:val="num" w:pos="4320"/>
+        </w:tabs>
+        <w:ind w:left="4320" w:hanging="360"/>
+      </w:pPr>
+    </w:lvl>
+    <w:lvl w:ilvl="6" w:tentative="1">
+      <w:start w:val="1"/>
+      <w:numFmt w:val="decimal"/>
+      <w:lvlText w:val="%7."/>
+      <w:lvlJc w:val="left"/>
+      <w:pPr>
+        <w:tabs>
+          <w:tab w:val="num" w:pos="5040"/>
+        </w:tabs>
+        <w:ind w:left="5040" w:hanging="360"/>
+      </w:pPr>
+    </w:lvl>
+    <w:lvl w:ilvl="7" w:tentative="1">
+      <w:start w:val="1"/>
+      <w:numFmt w:val="decimal"/>
+      <w:lvlText w:val="%8."/>
+      <w:lvlJc w:val="left"/>
+      <w:pPr>
+        <w:tabs>
+          <w:tab w:val="num" w:pos="5760"/>
+        </w:tabs>
+        <w:ind w:left="5760" w:hanging="360"/>
+      </w:pPr>
+    </w:lvl>
+    <w:lvl w:ilvl="8" w:tentative="1">
+      <w:start w:val="1"/>
+      <w:numFmt w:val="decimal"/>
+      <w:lvlText w:val="%9."/>
+      <w:lvlJc w:val="left"/>
+      <w:pPr>
+        <w:tabs>
+          <w:tab w:val="num" w:pos="6480"/>
+        </w:tabs>
+        <w:ind w:left="6480" w:hanging="360"/>
+      </w:pPr>
+    </w:lvl>
+  </w:abstractNum>
+  <w:abstractNum w:abstractNumId="7" w15:restartNumberingAfterBreak="0">
     <w:nsid w:val="61BD6480"/>
     <w:multiLevelType w:val="multilevel"/>
     <w:tmpl w:val="90243DA8"/>
@@ -874,7 +2076,156 @@
       </w:pPr>
     </w:lvl>
   </w:abstractNum>
-  <w:abstractNum w:abstractNumId="4" w15:restartNumberingAfterBreak="0">
+  <w:abstractNum w:abstractNumId="8" w15:restartNumberingAfterBreak="0">
+    <w:nsid w:val="61F4156D"/>
+    <w:multiLevelType w:val="multilevel"/>
+    <w:tmpl w:val="3A8C68A8"/>
+    <w:lvl w:ilvl="0">
+      <w:start w:val="1"/>
+      <w:numFmt w:val="bullet"/>
+      <w:lvlText w:val=""/>
+      <w:lvlJc w:val="left"/>
+      <w:pPr>
+        <w:tabs>
+          <w:tab w:val="num" w:pos="720"/>
+        </w:tabs>
+        <w:ind w:left="720" w:hanging="360"/>
+      </w:pPr>
+      <w:rPr>
+        <w:rFonts w:ascii="Symbol" w:hAnsi="Symbol" w:hint="default"/>
+        <w:sz w:val="20"/>
+      </w:rPr>
+    </w:lvl>
+    <w:lvl w:ilvl="1" w:tentative="1">
+      <w:start w:val="1"/>
+      <w:numFmt w:val="bullet"/>
+      <w:lvlText w:val="o"/>
+      <w:lvlJc w:val="left"/>
+      <w:pPr>
+        <w:tabs>
+          <w:tab w:val="num" w:pos="1440"/>
+        </w:tabs>
+        <w:ind w:left="1440" w:hanging="360"/>
+      </w:pPr>
+      <w:rPr>
+        <w:rFonts w:ascii="Courier New" w:hAnsi="Courier New" w:hint="default"/>
+        <w:sz w:val="20"/>
+      </w:rPr>
+    </w:lvl>
+    <w:lvl w:ilvl="2" w:tentative="1">
+      <w:start w:val="1"/>
+      <w:numFmt w:val="bullet"/>
+      <w:lvlText w:val=""/>
+      <w:lvlJc w:val="left"/>
+      <w:pPr>
+        <w:tabs>
+          <w:tab w:val="num" w:pos="2160"/>
+        </w:tabs>
+        <w:ind w:left="2160" w:hanging="360"/>
+      </w:pPr>
+      <w:rPr>
+        <w:rFonts w:ascii="Wingdings" w:hAnsi="Wingdings" w:hint="default"/>
+        <w:sz w:val="20"/>
+      </w:rPr>
+    </w:lvl>
+    <w:lvl w:ilvl="3" w:tentative="1">
+      <w:start w:val="1"/>
+      <w:numFmt w:val="bullet"/>
+      <w:lvlText w:val=""/>
+      <w:lvlJc w:val="left"/>
+      <w:pPr>
+        <w:tabs>
+          <w:tab w:val="num" w:pos="2880"/>
+        </w:tabs>
+        <w:ind w:left="2880" w:hanging="360"/>
+      </w:pPr>
+      <w:rPr>
+        <w:rFonts w:ascii="Wingdings" w:hAnsi="Wingdings" w:hint="default"/>
+        <w:sz w:val="20"/>
+      </w:rPr>
+    </w:lvl>
+    <w:lvl w:ilvl="4" w:tentative="1">
+      <w:start w:val="1"/>
+      <w:numFmt w:val="bullet"/>
+      <w:lvlText w:val=""/>
+      <w:lvlJc w:val="left"/>
+      <w:pPr>
+        <w:tabs>
+          <w:tab w:val="num" w:pos="3600"/>
+        </w:tabs>
+        <w:ind w:left="3600" w:hanging="360"/>
+      </w:pPr>
+      <w:rPr>
+        <w:rFonts w:ascii="Wingdings" w:hAnsi="Wingdings" w:hint="default"/>
+        <w:sz w:val="20"/>
+      </w:rPr>
+    </w:lvl>
+    <w:lvl w:ilvl="5" w:tentative="1">
+      <w:start w:val="1"/>
+      <w:numFmt w:val="bullet"/>
+      <w:lvlText w:val=""/>
+      <w:lvlJc w:val="left"/>
+      <w:pPr>
+        <w:tabs>
+          <w:tab w:val="num" w:pos="4320"/>
+        </w:tabs>
+        <w:ind w:left="4320" w:hanging="360"/>
+      </w:pPr>
+      <w:rPr>
+        <w:rFonts w:ascii="Wingdings" w:hAnsi="Wingdings" w:hint="default"/>
+        <w:sz w:val="20"/>
+      </w:rPr>
+    </w:lvl>
+    <w:lvl w:ilvl="6" w:tentative="1">
+      <w:start w:val="1"/>
+      <w:numFmt w:val="bullet"/>
+      <w:lvlText w:val=""/>
+      <w:lvlJc w:val="left"/>
+      <w:pPr>
+        <w:tabs>
+          <w:tab w:val="num" w:pos="5040"/>
+        </w:tabs>
+        <w:ind w:left="5040" w:hanging="360"/>
+      </w:pPr>
+      <w:rPr>
+        <w:rFonts w:ascii="Wingdings" w:hAnsi="Wingdings" w:hint="default"/>
+        <w:sz w:val="20"/>
+      </w:rPr>
+    </w:lvl>
+    <w:lvl w:ilvl="7" w:tentative="1">
+      <w:start w:val="1"/>
+      <w:numFmt w:val="bullet"/>
+      <w:lvlText w:val=""/>
+      <w:lvlJc w:val="left"/>
+      <w:pPr>
+        <w:tabs>
+          <w:tab w:val="num" w:pos="5760"/>
+        </w:tabs>
+        <w:ind w:left="5760" w:hanging="360"/>
+      </w:pPr>
+      <w:rPr>
+        <w:rFonts w:ascii="Wingdings" w:hAnsi="Wingdings" w:hint="default"/>
+        <w:sz w:val="20"/>
+      </w:rPr>
+    </w:lvl>
+    <w:lvl w:ilvl="8" w:tentative="1">
+      <w:start w:val="1"/>
+      <w:numFmt w:val="bullet"/>
+      <w:lvlText w:val=""/>
+      <w:lvlJc w:val="left"/>
+      <w:pPr>
+        <w:tabs>
+          <w:tab w:val="num" w:pos="6480"/>
+        </w:tabs>
+        <w:ind w:left="6480" w:hanging="360"/>
+      </w:pPr>
+      <w:rPr>
+        <w:rFonts w:ascii="Wingdings" w:hAnsi="Wingdings" w:hint="default"/>
+        <w:sz w:val="20"/>
+      </w:rPr>
+    </w:lvl>
+  </w:abstractNum>
+  <w:abstractNum w:abstractNumId="9" w15:restartNumberingAfterBreak="0">
     <w:nsid w:val="72266141"/>
     <w:multiLevelType w:val="multilevel"/>
     <w:tmpl w:val="A38A9484"/>
@@ -987,7 +2338,7 @@
       </w:pPr>
     </w:lvl>
   </w:abstractNum>
-  <w:abstractNum w:abstractNumId="5" w15:restartNumberingAfterBreak="0">
+  <w:abstractNum w:abstractNumId="10" w15:restartNumberingAfterBreak="0">
     <w:nsid w:val="7A2949EA"/>
     <w:multiLevelType w:val="multilevel"/>
     <w:tmpl w:val="91BC8104"/>
@@ -1137,22 +2488,37 @@
     </w:lvl>
   </w:abstractNum>
   <w:num w:numId="1" w16cid:durableId="966542632">
+    <w:abstractNumId w:val="5"/>
+  </w:num>
+  <w:num w:numId="2" w16cid:durableId="1657565941">
+    <w:abstractNumId w:val="4"/>
+  </w:num>
+  <w:num w:numId="3" w16cid:durableId="1843547310">
+    <w:abstractNumId w:val="10"/>
+  </w:num>
+  <w:num w:numId="4" w16cid:durableId="442191635">
+    <w:abstractNumId w:val="9"/>
+  </w:num>
+  <w:num w:numId="5" w16cid:durableId="1608854864">
+    <w:abstractNumId w:val="7"/>
+  </w:num>
+  <w:num w:numId="6" w16cid:durableId="532036451">
+    <w:abstractNumId w:val="1"/>
+  </w:num>
+  <w:num w:numId="7" w16cid:durableId="594020382">
+    <w:abstractNumId w:val="0"/>
+  </w:num>
+  <w:num w:numId="8" w16cid:durableId="1525168299">
     <w:abstractNumId w:val="2"/>
   </w:num>
-  <w:num w:numId="2" w16cid:durableId="1657565941">
-    <w:abstractNumId w:val="1"/>
-  </w:num>
-  <w:num w:numId="3" w16cid:durableId="1843547310">
-    <w:abstractNumId w:val="5"/>
-  </w:num>
-  <w:num w:numId="4" w16cid:durableId="442191635">
-    <w:abstractNumId w:val="4"/>
-  </w:num>
-  <w:num w:numId="5" w16cid:durableId="1608854864">
+  <w:num w:numId="9" w16cid:durableId="348411191">
     <w:abstractNumId w:val="3"/>
   </w:num>
-  <w:num w:numId="6" w16cid:durableId="532036451">
-    <w:abstractNumId w:val="0"/>
+  <w:num w:numId="10" w16cid:durableId="1216308196">
+    <w:abstractNumId w:val="8"/>
+  </w:num>
+  <w:num w:numId="11" w16cid:durableId="1758861125">
+    <w:abstractNumId w:val="6"/>
   </w:num>
 </w:numbering>
 </file>
@@ -1586,7 +2952,6 @@
     <w:next w:val="Normale"/>
     <w:link w:val="Titolo2Carattere"/>
     <w:uiPriority w:val="9"/>
-    <w:semiHidden/>
     <w:unhideWhenUsed/>
     <w:qFormat/>
     <w:rsid w:val="00CF7DF7"/>
@@ -1761,6 +3126,7 @@
   <w:style w:type="character" w:default="1" w:styleId="Carpredefinitoparagrafo">
     <w:name w:val="Default Paragraph Font"/>
     <w:uiPriority w:val="1"/>
+    <w:semiHidden/>
     <w:unhideWhenUsed/>
   </w:style>
   <w:style w:type="table" w:default="1" w:styleId="Tabellanormale">
@@ -1802,7 +3168,6 @@
     <w:basedOn w:val="Carpredefinitoparagrafo"/>
     <w:link w:val="Titolo2"/>
     <w:uiPriority w:val="9"/>
-    <w:semiHidden/>
     <w:rsid w:val="00CF7DF7"/>
     <w:rPr>
       <w:rFonts w:asciiTheme="majorHAnsi" w:eastAsiaTheme="majorEastAsia" w:hAnsiTheme="majorHAnsi" w:cstheme="majorBidi"/>

--- a/DOCS_DA_CONVERTIRE/stabile-legno-vandini_it.docx
+++ b/DOCS_DA_CONVERTIRE/stabile-legno-vandini_it.docx
@@ -96,20 +96,18 @@
         <w:rPr>
           <w:noProof/>
         </w:rPr>
+        <w:t>.jpg</w:t>
+      </w:r>
+      <w:r>
+        <w:rPr>
+          <w:noProof/>
+        </w:rPr>
         <w:t>]</w:t>
       </w:r>
     </w:p>
     <w:p>
       <w:r>
-        <w:t>Realizzato con una struttura portante in legno (tecnologia X-</w:t>
-      </w:r>
-      <w:proofErr w:type="spellStart"/>
-      <w:r>
-        <w:t>Lam</w:t>
-      </w:r>
-      <w:proofErr w:type="spellEnd"/>
-      <w:r>
-        <w:t>), lo stabile si distingue per le sue elevate prestazioni energetiche e per l'uso di materiali naturali. Aldo Vandini ha voluto creare un "dialogo materico": il calore del legno all'interno e una facciata esterna che, pur essendo contemporanea, rispetta i ritmi e le proporzioni degli edifici bolognesi circostanti.</w:t>
+        <w:t>Realizzato con una struttura portante in legno (tecnologia X-Lam), lo stabile si distingue per le sue elevate prestazioni energetiche e per l'uso di materiali naturali. Aldo Vandini ha voluto creare un "dialogo materico": il calore del legno all'interno e una facciata esterna che, pur essendo contemporanea, rispetta i ritmi e le proporzioni degli edifici bolognesi circostanti.</w:t>
       </w:r>
     </w:p>
     <w:p/>
@@ -186,13 +184,7 @@
         <w:rPr>
           <w:noProof/>
         </w:rPr>
-        <w:t xml:space="preserve"> </w:t>
-      </w:r>
-      <w:r>
-        <w:rPr>
-          <w:noProof/>
-        </w:rPr>
-        <w:t>nome_immagine_due</w:t>
+        <w:t>stabile-legno-vandini-due</w:t>
       </w:r>
       <w:r>
         <w:rPr>
@@ -232,25 +224,16 @@
           <w:b/>
           <w:bCs/>
         </w:rPr>
-        <w:t>X-</w:t>
-      </w:r>
-      <w:proofErr w:type="spellStart"/>
+        <w:t>X-Lam</w:t>
+      </w:r>
+      <w:r>
+        <w:t xml:space="preserve"> (nota anche come </w:t>
+      </w:r>
       <w:r>
         <w:rPr>
           <w:b/>
           <w:bCs/>
         </w:rPr>
-        <w:t>Lam</w:t>
-      </w:r>
-      <w:proofErr w:type="spellEnd"/>
-      <w:r>
-        <w:t xml:space="preserve"> (nota anche come </w:t>
-      </w:r>
-      <w:r>
-        <w:rPr>
-          <w:b/>
-          <w:bCs/>
-        </w:rPr>
         <w:t>CLT</w:t>
       </w:r>
       <w:r>
@@ -261,23 +244,7 @@
           <w:i/>
           <w:iCs/>
         </w:rPr>
-        <w:t xml:space="preserve">Cross </w:t>
-      </w:r>
-      <w:proofErr w:type="spellStart"/>
-      <w:r>
-        <w:rPr>
-          <w:i/>
-          <w:iCs/>
-        </w:rPr>
-        <w:t>Laminated</w:t>
-      </w:r>
-      <w:proofErr w:type="spellEnd"/>
-      <w:r>
-        <w:rPr>
-          <w:i/>
-          <w:iCs/>
-        </w:rPr>
-        <w:t xml:space="preserve"> Timber</w:t>
+        <w:t>Cross Laminated Timber</w:t>
       </w:r>
       <w:r>
         <w:t>) rappresenta una delle innovazioni più significative nel campo dell'edilizia sostenibile. Si tratta di un sistema costruttivo basato su pannelli lamellari di legno massiccio a strati incrociati.</w:t>
@@ -288,28 +255,12 @@
         <w:pStyle w:val="Titolo2"/>
       </w:pPr>
       <w:r>
-        <w:t>Com’è fatto un pannello X-</w:t>
-      </w:r>
-      <w:proofErr w:type="spellStart"/>
-      <w:r>
-        <w:t>Lam</w:t>
-      </w:r>
-      <w:proofErr w:type="spellEnd"/>
-      <w:r>
-        <w:t>?</w:t>
-      </w:r>
-    </w:p>
-    <w:p>
-      <w:r>
-        <w:t>Un pannello X-</w:t>
-      </w:r>
-      <w:proofErr w:type="spellStart"/>
-      <w:r>
-        <w:t>Lam</w:t>
-      </w:r>
-      <w:proofErr w:type="spellEnd"/>
-      <w:r>
-        <w:t xml:space="preserve"> è composto da diversi strati (solitamente 3, 5 o 7) di tavole di legno di conifera (spesso abete), essiccate e sovrapposte in modo che la fibratura di ogni strato sia </w:t>
+        <w:t>Com’è fatto un pannello X-Lam?</w:t>
+      </w:r>
+    </w:p>
+    <w:p>
+      <w:r>
+        <w:t xml:space="preserve">Un pannello X-Lam è composto da diversi strati (solitamente 3, 5 o 7) di tavole di legno di conifera (spesso abete), essiccate e sovrapposte in modo che la fibratura di ogni strato sia </w:t>
       </w:r>
       <w:r>
         <w:rPr>
@@ -432,19 +383,7 @@
         <w:rPr>
           <w:noProof/>
         </w:rPr>
-        <w:t>[SPLIT_BLOCK:</w:t>
-      </w:r>
-      <w:r>
-        <w:rPr>
-          <w:noProof/>
-        </w:rPr>
-        <w:t xml:space="preserve"> </w:t>
-      </w:r>
-      <w:r>
-        <w:rPr>
-          <w:noProof/>
-        </w:rPr>
-        <w:t>tecnoloia X-Lam.jpg</w:t>
+        <w:t>[SPLIT_BLOCK:tecnologia_x-lam.jpg</w:t>
       </w:r>
       <w:r>
         <w:rPr>
@@ -456,96 +395,23 @@
     </w:p>
     <w:p/>
     <w:p>
-      <w:r>
-        <w:t>{</w:t>
-      </w:r>
-      <w:r>
-        <w:rPr>
-          <w:i/>
-          <w:iCs/>
-        </w:rPr>
-        <w:t>sostituire questa frase delimitata dalle parentesi graffe</w:t>
-      </w:r>
-      <w:r>
-        <w:rPr>
-          <w:i/>
-          <w:iCs/>
-        </w:rPr>
-        <w:t xml:space="preserve"> (compreso le parentesi graffe)</w:t>
-      </w:r>
-      <w:r>
-        <w:rPr>
-          <w:i/>
-          <w:iCs/>
-        </w:rPr>
-        <w:t xml:space="preserve"> con il testo del documento che deve essere messo </w:t>
-      </w:r>
-      <w:r>
-        <w:rPr>
-          <w:i/>
-          <w:iCs/>
-        </w:rPr>
-        <w:t>fra la seconda</w:t>
-      </w:r>
-      <w:r>
-        <w:rPr>
-          <w:i/>
-          <w:iCs/>
-        </w:rPr>
-        <w:t xml:space="preserve"> </w:t>
-      </w:r>
-      <w:r>
-        <w:rPr>
-          <w:i/>
-          <w:iCs/>
-        </w:rPr>
-        <w:t>e la terza</w:t>
-      </w:r>
-      <w:r>
-        <w:rPr>
-          <w:i/>
-          <w:iCs/>
-        </w:rPr>
-        <w:t xml:space="preserve"> immagine</w:t>
-      </w:r>
-      <w:r>
-        <w:t>}</w:t>
-      </w:r>
-    </w:p>
-    <w:p>
       <w:pPr>
         <w:rPr>
           <w:b/>
           <w:bCs/>
         </w:rPr>
       </w:pPr>
-    </w:p>
-    <w:p>
-      <w:pPr>
+      <w:r>
         <w:rPr>
           <w:b/>
           <w:bCs/>
         </w:rPr>
-      </w:pPr>
-      <w:r>
-        <w:rPr>
-          <w:b/>
-          <w:bCs/>
-        </w:rPr>
         <w:t>I vantaggi principali</w:t>
       </w:r>
     </w:p>
     <w:p>
       <w:r>
-        <w:t>L'utilizzo dell'X-</w:t>
-      </w:r>
-      <w:proofErr w:type="spellStart"/>
-      <w:r>
-        <w:t>Lam</w:t>
-      </w:r>
-      <w:proofErr w:type="spellEnd"/>
-      <w:r>
-        <w:t xml:space="preserve"> sta rivoluzionando il modo di costruire per diversi motivi:</w:t>
+        <w:t>L'utilizzo dell'X-Lam sta rivoluzionando il modo di costruire per diversi motivi:</w:t>
       </w:r>
     </w:p>
     <w:p>
@@ -560,7 +426,6 @@
           <w:b/>
           <w:bCs/>
         </w:rPr>
-        <w:lastRenderedPageBreak/>
         <w:t>Sostenibilità:</w:t>
       </w:r>
       <w:r>
@@ -585,18 +450,11 @@
           <w:b/>
           <w:bCs/>
         </w:rPr>
+        <w:lastRenderedPageBreak/>
         <w:t>Sicurezza Sismica:</w:t>
       </w:r>
       <w:r>
-        <w:t xml:space="preserve"> Grazie all'elasticità naturale del legno e alla capacità delle giunzioni meccaniche di dissipare energia, le strutture in X-</w:t>
-      </w:r>
-      <w:proofErr w:type="spellStart"/>
-      <w:r>
-        <w:t>Lam</w:t>
-      </w:r>
-      <w:proofErr w:type="spellEnd"/>
-      <w:r>
-        <w:t xml:space="preserve"> sono tra le più sicure in caso di terremoto.</w:t>
+        <w:t xml:space="preserve"> Grazie all'elasticità naturale del legno e alla capacità delle giunzioni meccaniche di dissipare energia, le strutture in X-Lam sono tra le più sicure in caso di terremoto.</w:t>
       </w:r>
     </w:p>
     <w:p>
@@ -659,15 +517,7 @@
     </w:p>
     <w:p>
       <w:r>
-        <w:t>Mentre in passato il legno era limitato a baite o piccoli edifici, l'X-</w:t>
-      </w:r>
-      <w:proofErr w:type="spellStart"/>
-      <w:r>
-        <w:t>Lam</w:t>
-      </w:r>
-      <w:proofErr w:type="spellEnd"/>
-      <w:r>
-        <w:t xml:space="preserve"> permette oggi la costruzione di:</w:t>
+        <w:t>Mentre in passato il legno era limitato a baite o piccoli edifici, l'X-Lam permette oggi la costruzione di:</w:t>
       </w:r>
     </w:p>
     <w:p>
@@ -726,23 +576,9 @@
     </w:p>
     <w:p>
       <w:r>
-        <w:t>In sintesi, l'X-</w:t>
-      </w:r>
-      <w:proofErr w:type="spellStart"/>
-      <w:r>
-        <w:t>Lam</w:t>
-      </w:r>
-      <w:proofErr w:type="spellEnd"/>
-      <w:r>
-        <w:t xml:space="preserve"> è considerato il "cemento del futuro", unendo la forza delle strutture massicce alla flessibilità e al calore del legno.</w:t>
-      </w:r>
-    </w:p>
-    <w:p>
-      <w:r>
-        <w:br w:type="page"/>
-      </w:r>
-    </w:p>
-    <w:p/>
+        <w:t>In sintesi, l'X-Lam è considerato il "cemento del futuro", unendo la forza delle strutture massicce alla flessibilità e al calore del legno.</w:t>
+      </w:r>
+    </w:p>
     <w:p>
       <w:pPr>
         <w:pStyle w:val="Titolo2"/>
@@ -838,6 +674,7 @@
           <w:b/>
           <w:bCs/>
         </w:rPr>
+        <w:lastRenderedPageBreak/>
         <w:t>Urbanistica Partecipata:</w:t>
       </w:r>
       <w:r>
@@ -960,7 +797,6 @@
     </w:p>
     <w:p>
       <w:r>
-        <w:lastRenderedPageBreak/>
         <w:t xml:space="preserve">Aldo Vandini non è ricordato solo per i singoli edifici, ma per il suo impegno nelle </w:t>
       </w:r>
       <w:r>
